--- a/CanTheseBonesLive/CanTheseBonesLive_Lulu_Metadata.docx
+++ b/CanTheseBonesLive/CanTheseBonesLive_Lulu_Metadata.docx
@@ -106,7 +106,7 @@
           <w:color w:val="666666"/>
           <w:sz w:val="18"/>
         </w:rPr>
-        <w:t xml:space="preserve">   (680 / 2500 characters)</w:t>
+        <w:t xml:space="preserve">   (591 / 2500 characters)</w:t>
       </w:r>
     </w:p>
     <w:p>
@@ -114,15 +114,7 @@
         <w:spacing w:after="120"/>
       </w:pPr>
       <w:r>
-        <w:t>Paul Hainline writes from the Churches of Christ tradition, using the Berean approach of letting Scripture interpret Scripture. He is the author of multiple books on Bible study, evangelism, and Christian living, including From the Beginning, Through the Valley, The Character No One Could Invent, Why Do You Delay, and Change the Mind, Change the Man. He writes with his wife Pam on books for young women, including Your Name Means Everything and Strength and Dignity.</w:t>
-      </w:r>
-    </w:p>
-    <w:p>
-      <w:pPr>
-        <w:spacing w:after="120"/>
-      </w:pPr>
-      <w:r>
-        <w:t>All of his books are available as free PDF and EPUB downloads at noblemind.study, alongside the Noble Mind Study Tool — a free, offline-capable Bible study application built around the same Berean methodology.</w:t>
+        <w:t>Paul Hainline writes using the Berean approach of "examining the Scriptures daily to see whether these things were so" (Acts 17:11), and letting Scripture interpret Scripture. He is the author of multiple books on Bible study, evangelism, and Christian living, including From the Beginning, Through the Valley, The Character No One Could Invent, Why Do You Delay, and Change the Mind Change the Man. He writes with his wife Pam on books for teenagers, including Your Name Means Everything: A Good Name (for young men), and Your Name Means Everything: Strength and Dignity (for young ladies).</w:t>
       </w:r>
     </w:p>
     <w:p>
